--- a/1.Requisitos/Casos de Uso/BRA - Historia de Usuario - UC 04.docx
+++ b/1.Requisitos/Casos de Uso/BRA - Historia de Usuario - UC 04.docx
@@ -93,6 +93,33 @@
           <w:lang w:val="pt-PT"/>
         </w:rPr>
         <w:t>Como torcedor eu quero vizualizar quais são os melhores jogadores de cada posição para saber quais são as melhores peças a diposição do meu time.</w:t>
+      </w:r>
+    </w:p>
+    <w:p>
+      <w:pPr>
+        <w:rPr>
+          <w:lang w:val="pt-PT"/>
+        </w:rPr>
+      </w:pPr>
+    </w:p>
+    <w:p>
+      <w:pPr>
+        <w:pStyle w:val="Instruo"/>
+        <w:rPr>
+          <w:i w:val="0"/>
+          <w:iCs/>
+          <w:color w:val="auto"/>
+          <w:lang w:val="pt-PT"/>
+        </w:rPr>
+      </w:pPr>
+      <w:r>
+        <w:rPr>
+          <w:i w:val="0"/>
+          <w:iCs/>
+          <w:color w:val="auto"/>
+          <w:lang w:val="pt-PT"/>
+        </w:rPr>
+        <w:t>Como torcedor eu quero favoritar jogadores para destacá-los dos demais que atuam pelo clube na minha visualização.</w:t>
       </w:r>
     </w:p>
     <w:p>
@@ -516,6 +543,267 @@
                 <w:lang w:val="pt-BR"/>
               </w:rPr>
               <w:t>Exibição da modal/tela com estatísticas por posição.</w:t>
+            </w:r>
+          </w:p>
+        </w:tc>
+      </w:tr>
+      <w:tr>
+        <w:tc>
+          <w:tcPr>
+            <w:tcW w:w="1062" w:type="dxa"/>
+          </w:tcPr>
+          <w:p>
+            <w:pPr>
+              <w:pStyle w:val="EPP-Comentario"/>
+              <w:rPr>
+                <w:i w:val="0"/>
+                <w:iCs/>
+                <w:color w:val="auto"/>
+              </w:rPr>
+            </w:pPr>
+            <w:r>
+              <w:rPr>
+                <w:i w:val="0"/>
+                <w:iCs/>
+                <w:color w:val="auto"/>
+              </w:rPr>
+              <w:t>03</w:t>
+            </w:r>
+          </w:p>
+        </w:tc>
+        <w:tc>
+          <w:tcPr>
+            <w:tcW w:w="3755" w:type="dxa"/>
+          </w:tcPr>
+          <w:p>
+            <w:pPr>
+              <w:pStyle w:val="EPP-Comentario"/>
+              <w:rPr>
+                <w:i w:val="0"/>
+                <w:iCs/>
+                <w:color w:val="auto"/>
+                <w:lang w:val="pt-BR"/>
+              </w:rPr>
+            </w:pPr>
+            <w:r>
+              <w:rPr>
+                <w:i w:val="0"/>
+                <w:iCs/>
+                <w:color w:val="auto"/>
+                <w:lang w:val="pt-BR"/>
+              </w:rPr>
+              <w:t>Favoritar um atleta da equipe</w:t>
+            </w:r>
+          </w:p>
+        </w:tc>
+        <w:tc>
+          <w:tcPr>
+            <w:tcW w:w="2410" w:type="dxa"/>
+          </w:tcPr>
+          <w:p>
+            <w:pPr>
+              <w:pStyle w:val="EPP-Comentario"/>
+              <w:rPr>
+                <w:i w:val="0"/>
+                <w:iCs/>
+                <w:color w:val="auto"/>
+                <w:lang w:val="pt-BR"/>
+              </w:rPr>
+            </w:pPr>
+            <w:r>
+              <w:rPr>
+                <w:i w:val="0"/>
+                <w:iCs/>
+                <w:color w:val="auto"/>
+                <w:lang w:val="pt-BR"/>
+              </w:rPr>
+              <w:t xml:space="preserve">Ação de clique no </w:t>
+            </w:r>
+            <w:r>
+              <w:rPr>
+                <w:i w:val="0"/>
+                <w:iCs/>
+                <w:color w:val="auto"/>
+                <w:lang w:val="pt-BR"/>
+              </w:rPr>
+              <w:t>botão de favoritar</w:t>
+            </w:r>
+            <w:r>
+              <w:rPr>
+                <w:i w:val="0"/>
+                <w:iCs/>
+                <w:color w:val="auto"/>
+                <w:lang w:val="pt-BR"/>
+              </w:rPr>
+              <w:t xml:space="preserve"> do jogador</w:t>
+            </w:r>
+          </w:p>
+        </w:tc>
+        <w:tc>
+          <w:tcPr>
+            <w:tcW w:w="2401" w:type="dxa"/>
+          </w:tcPr>
+          <w:p>
+            <w:pPr>
+              <w:pStyle w:val="EPP-Comentario"/>
+              <w:rPr>
+                <w:i w:val="0"/>
+                <w:iCs/>
+                <w:color w:val="auto"/>
+                <w:lang w:val="pt-BR"/>
+              </w:rPr>
+            </w:pPr>
+            <w:r>
+              <w:rPr>
+                <w:i w:val="0"/>
+                <w:iCs/>
+                <w:color w:val="auto"/>
+                <w:lang w:val="pt-BR"/>
+              </w:rPr>
+              <w:t>Atleta é movido para o topo da lista na seção de favoritos, respeitando a ordem posicional.</w:t>
+            </w:r>
+          </w:p>
+          <w:p>
+            <w:pPr>
+              <w:ind w:firstLine="708"/>
+            </w:pPr>
+          </w:p>
+        </w:tc>
+      </w:tr>
+      <w:tr>
+        <w:tc>
+          <w:tcPr>
+            <w:tcW w:w="1062" w:type="dxa"/>
+          </w:tcPr>
+          <w:p>
+            <w:pPr>
+              <w:pStyle w:val="EPP-Comentario"/>
+              <w:rPr>
+                <w:i w:val="0"/>
+                <w:iCs/>
+                <w:color w:val="auto"/>
+              </w:rPr>
+            </w:pPr>
+            <w:r>
+              <w:rPr>
+                <w:i w:val="0"/>
+                <w:iCs/>
+                <w:color w:val="auto"/>
+              </w:rPr>
+              <w:t>04</w:t>
+            </w:r>
+          </w:p>
+        </w:tc>
+        <w:tc>
+          <w:tcPr>
+            <w:tcW w:w="3755" w:type="dxa"/>
+          </w:tcPr>
+          <w:p>
+            <w:pPr>
+              <w:pStyle w:val="EPP-Comentario"/>
+              <w:rPr>
+                <w:i w:val="0"/>
+                <w:iCs/>
+                <w:color w:val="auto"/>
+                <w:lang w:val="pt-BR"/>
+              </w:rPr>
+            </w:pPr>
+            <w:proofErr w:type="spellStart"/>
+            <w:r>
+              <w:rPr>
+                <w:i w:val="0"/>
+                <w:iCs/>
+                <w:color w:val="auto"/>
+                <w:lang w:val="pt-BR"/>
+              </w:rPr>
+              <w:t>Desfavoritar</w:t>
+            </w:r>
+            <w:proofErr w:type="spellEnd"/>
+            <w:r>
+              <w:rPr>
+                <w:i w:val="0"/>
+                <w:iCs/>
+                <w:color w:val="auto"/>
+                <w:lang w:val="pt-BR"/>
+              </w:rPr>
+              <w:t xml:space="preserve"> um atleta previamente marcado</w:t>
+            </w:r>
+          </w:p>
+        </w:tc>
+        <w:tc>
+          <w:tcPr>
+            <w:tcW w:w="2410" w:type="dxa"/>
+          </w:tcPr>
+          <w:p>
+            <w:pPr>
+              <w:pStyle w:val="EPP-Comentario"/>
+              <w:rPr>
+                <w:i w:val="0"/>
+                <w:iCs/>
+                <w:color w:val="auto"/>
+                <w:lang w:val="pt-BR"/>
+              </w:rPr>
+            </w:pPr>
+            <w:r>
+              <w:rPr>
+                <w:i w:val="0"/>
+                <w:iCs/>
+                <w:color w:val="auto"/>
+                <w:lang w:val="pt-BR"/>
+              </w:rPr>
+              <w:t>Ação de clique no botão de favoritar d</w:t>
+            </w:r>
+            <w:r>
+              <w:rPr>
+                <w:i w:val="0"/>
+                <w:iCs/>
+                <w:color w:val="auto"/>
+                <w:lang w:val="pt-BR"/>
+              </w:rPr>
+              <w:t>e um</w:t>
+            </w:r>
+            <w:r>
+              <w:rPr>
+                <w:i w:val="0"/>
+                <w:iCs/>
+                <w:color w:val="auto"/>
+                <w:lang w:val="pt-BR"/>
+              </w:rPr>
+              <w:t xml:space="preserve"> jogador</w:t>
+            </w:r>
+            <w:r>
+              <w:rPr>
+                <w:i w:val="0"/>
+                <w:iCs/>
+                <w:color w:val="auto"/>
+                <w:lang w:val="pt-BR"/>
+              </w:rPr>
+              <w:t xml:space="preserve"> favoritado previamente</w:t>
+            </w:r>
+          </w:p>
+        </w:tc>
+        <w:tc>
+          <w:tcPr>
+            <w:tcW w:w="2401" w:type="dxa"/>
+          </w:tcPr>
+          <w:p>
+            <w:pPr>
+              <w:pStyle w:val="EPP-Comentario"/>
+              <w:rPr>
+                <w:i w:val="0"/>
+                <w:iCs/>
+                <w:color w:val="auto"/>
+                <w:lang w:val="pt-BR"/>
+              </w:rPr>
+            </w:pPr>
+            <w:r>
+              <w:rPr>
+                <w:i w:val="0"/>
+                <w:iCs/>
+                <w:color w:val="auto"/>
+                <w:lang w:val="pt-BR"/>
+              </w:rPr>
+              <w:t>Atleta é removido da seção do topo e retorna à sua posição normal na lista geral.</w:t>
             </w:r>
           </w:p>
         </w:tc>
@@ -3248,6 +3536,7 @@
     <w:sig w:usb0="E0002EFF" w:usb1="C000785B" w:usb2="00000009" w:usb3="00000000" w:csb0="000001FF" w:csb1="00000000"/>
   </w:font>
   <w:font w:name="MS Mincho">
+    <w:altName w:val="ＭＳ 明朝"/>
     <w:panose1 w:val="02020609040205080304"/>
     <w:charset w:val="80"/>
     <w:family w:val="modern"/>
@@ -3255,7 +3544,6 @@
     <w:sig w:usb0="E00002FF" w:usb1="6AC7FDFB" w:usb2="08000012" w:usb3="00000000" w:csb0="0002009F" w:csb1="00000000"/>
   </w:font>
   <w:font w:name="Arial Unicode MS">
-    <w:altName w:val="Arial"/>
     <w:panose1 w:val="020B0604020202020204"/>
     <w:charset w:val="00"/>
     <w:family w:val="roman"/>
@@ -3324,6 +3612,7 @@
   <w:rsids>
     <w:rsidRoot w:val="00306743"/>
     <w:rsid w:val="00017ECE"/>
+    <w:rsid w:val="00087CA4"/>
     <w:rsid w:val="00306743"/>
     <w:rsid w:val="0033436F"/>
     <w:rsid w:val="0057785C"/>
@@ -3332,6 +3621,7 @@
     <w:rsid w:val="008D63E5"/>
     <w:rsid w:val="00BD177B"/>
     <w:rsid w:val="00BF1DDF"/>
+    <w:rsid w:val="00C9539F"/>
     <w:rsid w:val="00F81A44"/>
     <w:rsid w:val="00FA4A32"/>
   </w:rsids>
